--- a/AMPLIFIER/report/Amplifier_Lab_Report.docx
+++ b/AMPLIFIER/report/Amplifier_Lab_Report.docx
@@ -193,21 +193,7 @@
         <w:rPr>
           <w:sz w:val="24"/>
         </w:rPr>
-        <w:t xml:space="preserve">is module was dedicated to explaining methods to create a design with amplification as the goal. </w:t>
-      </w:r>
-      <w:proofErr w:type="gramStart"/>
-      <w:r>
-        <w:rPr>
-          <w:sz w:val="24"/>
-        </w:rPr>
-        <w:t>In reality, this</w:t>
-      </w:r>
-      <w:proofErr w:type="gramEnd"/>
-      <w:r>
-        <w:rPr>
-          <w:sz w:val="24"/>
-        </w:rPr>
-        <w:t xml:space="preserve"> lab should have been included alongside the previous lab because the previous lab directly focused on active filters which required operational amplifiers. Amplification also requires operational amplifiers, so </w:t>
+        <w:t xml:space="preserve">is module was dedicated to explaining methods to create a design with amplification as the goal. In reality, this lab should have been included alongside the previous lab because the previous lab directly focused on active filters which required operational amplifiers. Amplification also requires operational amplifiers, so </w:t>
       </w:r>
       <w:r>
         <w:rPr>
@@ -293,73 +279,25 @@
         <w:ind w:firstLine="720"/>
         <w:rPr>
           <w:sz w:val="24"/>
-        </w:rPr>
-      </w:pPr>
-      <w:r>
-        <w:rPr>
-          <w:sz w:val="24"/>
-        </w:rPr>
-        <w:t xml:space="preserve">The </w:t>
-      </w:r>
-      <w:r>
-        <w:rPr>
-          <w:sz w:val="24"/>
-        </w:rPr>
-        <w:t xml:space="preserve">methods section should include all background information needed for the </w:t>
-      </w:r>
-      <w:r>
-        <w:rPr>
-          <w:sz w:val="24"/>
-        </w:rPr>
-        <w:t>design</w:t>
-      </w:r>
-      <w:r>
-        <w:rPr>
-          <w:sz w:val="24"/>
-        </w:rPr>
-        <w:t xml:space="preserve"> and steps used to create the </w:t>
-      </w:r>
-      <w:r>
-        <w:rPr>
-          <w:sz w:val="24"/>
-        </w:rPr>
-        <w:t>results</w:t>
-      </w:r>
-      <w:r>
-        <w:rPr>
-          <w:sz w:val="24"/>
-        </w:rPr>
-        <w:t>.</w:t>
-      </w:r>
-      <w:r>
-        <w:rPr>
-          <w:sz w:val="24"/>
-        </w:rPr>
-        <w:t xml:space="preserve"> </w:t>
-      </w:r>
-      <w:r>
-        <w:rPr>
-          <w:sz w:val="24"/>
-        </w:rPr>
-        <w:t xml:space="preserve">Please cite any references used. Use </w:t>
-      </w:r>
-      <w:r>
-        <w:rPr>
-          <w:sz w:val="24"/>
-        </w:rPr>
-        <w:t>s</w:t>
-      </w:r>
-      <w:r>
-        <w:rPr>
-          <w:sz w:val="24"/>
-        </w:rPr>
-        <w:t>ubheadings as necessary.</w:t>
-      </w:r>
-      <w:r>
-        <w:rPr>
-          <w:sz w:val="24"/>
-        </w:rPr>
-        <w:t xml:space="preserve"> The schematics for Part 1 (op-amp circuit) and Part 2 (LM386 audio amp) should be in this section. You should have LTSpice schematic/s for the op-amp/s; you can do the same for the LM386 circuit or use the schematic image from the data sheet (referenced appropriately). Pictures of neat breadboard implementations could also be included in this section.</w:t>
+          <w:u w:val="single"/>
+        </w:rPr>
+      </w:pPr>
+    </w:p>
+    <w:p>
+      <w:pPr>
+        <w:spacing w:after="0"/>
+        <w:jc w:val="center"/>
+        <w:rPr>
+          <w:sz w:val="24"/>
+          <w:u w:val="single"/>
+        </w:rPr>
+      </w:pPr>
+      <w:r>
+        <w:rPr>
+          <w:sz w:val="24"/>
+          <w:u w:val="single"/>
+        </w:rPr>
+        <w:t>Background Information</w:t>
       </w:r>
     </w:p>
     <w:p>
@@ -368,25 +306,19 @@
         <w:ind w:firstLine="720"/>
         <w:rPr>
           <w:sz w:val="24"/>
-          <w:u w:val="single"/>
-        </w:rPr>
-      </w:pPr>
-    </w:p>
-    <w:p>
-      <w:pPr>
-        <w:spacing w:after="0"/>
-        <w:jc w:val="center"/>
-        <w:rPr>
-          <w:sz w:val="24"/>
-          <w:u w:val="single"/>
-        </w:rPr>
-      </w:pPr>
-      <w:r>
-        <w:rPr>
-          <w:sz w:val="24"/>
-          <w:u w:val="single"/>
-        </w:rPr>
-        <w:t>Background Information</w:t>
+        </w:rPr>
+      </w:pPr>
+      <w:r>
+        <w:rPr>
+          <w:sz w:val="24"/>
+        </w:rPr>
+        <w:t>It would be a disservice to this lab if I did not start by explaining why amplification is so vital to the world.</w:t>
+      </w:r>
+      <w:r>
+        <w:rPr>
+          <w:sz w:val="24"/>
+        </w:rPr>
+        <w:t xml:space="preserve"> Amplification is process of converting a smaller input signal into a larger output signal. Therefore, it has uses in all electronics in some way: audio, contrast on a screen, medical technology, wireless communication, etc. [1]. I’d roll my eyes if someone started with an obvious explanation like that, but there’s a method behind this madness. If amplifiers increase signals the most reasonable question is “by how much.” That’s where the magic of the operational amplifier (Op-Amp) lies. </w:t>
       </w:r>
     </w:p>
     <w:p>
@@ -401,13 +333,27 @@
         <w:rPr>
           <w:sz w:val="24"/>
         </w:rPr>
-        <w:t>It would be a disservice to this lab if I did not start by explaining why amplification is so vital to the world.</w:t>
-      </w:r>
-      <w:r>
-        <w:rPr>
-          <w:sz w:val="24"/>
-        </w:rPr>
-        <w:t xml:space="preserve"> Amplification is process of converting a smaller input signal into a larger output signal. Therefore, it has uses in all electronics in some way: audio, contrast on a screen, medical technology, wireless communication, etc. [1]. I’d roll my eyes if someone started with an obvious explanation like that, but there’s a method behind this madness. If amplifiers increase signals the most reasonable question is “by how much.” That’s where the magic of the operational amplifier (Op-Amp) lies. </w:t>
+        <w:t xml:space="preserve">The Op-Amp is </w:t>
+      </w:r>
+      <w:r>
+        <w:rPr>
+          <w:sz w:val="24"/>
+        </w:rPr>
+        <w:t xml:space="preserve">a device that can control how much we can amplify a signal by through a </w:t>
+      </w:r>
+      <w:r>
+        <w:rPr>
+          <w:b/>
+          <w:bCs/>
+          <w:sz w:val="24"/>
+        </w:rPr>
+        <w:t>negative feedback loop</w:t>
+      </w:r>
+      <w:r>
+        <w:rPr>
+          <w:sz w:val="24"/>
+        </w:rPr>
+        <w:t xml:space="preserve">. A negative feedback loop is best explained with an analogy. Imagine eating a donut, the body’s response to this increase in glucose is to try to decrease this in some way. Therefore, the pancreas will produce insulin to lower the blood glucose level to a stable amount called homeostasis [2]. This is exactly how the Op-Amp functions. The donut is the input signal, the increase in glucose levels is the output, and the feedback network is just the pancreatic insulin response. </w:t>
       </w:r>
     </w:p>
     <w:p>
@@ -422,48 +368,7 @@
         <w:rPr>
           <w:sz w:val="24"/>
         </w:rPr>
-        <w:t xml:space="preserve">The Op-Amp is </w:t>
-      </w:r>
-      <w:r>
-        <w:rPr>
-          <w:sz w:val="24"/>
-        </w:rPr>
-        <w:t xml:space="preserve">a device that can control how much we can amplify a signal by through a </w:t>
-      </w:r>
-      <w:r>
-        <w:rPr>
-          <w:b/>
-          <w:bCs/>
-          <w:sz w:val="24"/>
-        </w:rPr>
-        <w:t>negative feedback loop</w:t>
-      </w:r>
-      <w:r>
-        <w:rPr>
-          <w:sz w:val="24"/>
-        </w:rPr>
-        <w:t xml:space="preserve">. A negative feedback loop is best explained with an analogy. Imagine </w:t>
-      </w:r>
-      <w:r>
-        <w:rPr>
-          <w:sz w:val="24"/>
-        </w:rPr>
         <w:lastRenderedPageBreak/>
-        <w:t xml:space="preserve">eating a donut, the body’s response to this increase in glucose is to try to decrease this in some way. Therefore, the pancreas will produce insulin to lower the blood glucose level to a stable amount called homeostasis [2]. This is exactly how the Op-Amp functions. The donut is the input signal, the increase in glucose levels is the output, and the feedback network is just the pancreatic insulin response. </w:t>
-      </w:r>
-    </w:p>
-    <w:p>
-      <w:pPr>
-        <w:spacing w:after="0"/>
-        <w:ind w:firstLine="720"/>
-        <w:rPr>
-          <w:sz w:val="24"/>
-        </w:rPr>
-      </w:pPr>
-      <w:r>
-        <w:rPr>
-          <w:sz w:val="24"/>
-        </w:rPr>
         <w:t xml:space="preserve">The Op-Amp has multiple parameters that must be considered when designing an amplifier. Since it is an </w:t>
       </w:r>
       <w:r>
@@ -528,7 +433,6 @@
         </w:rPr>
         <w:t xml:space="preserve">values. This lab has a constraint that we must only use a singular voltage source, so we had to ground the other rail. Therefore, the VTC would only go from 0 – 5V. To prevent this circuit from saturating, we had to shift </w:t>
       </w:r>
-      <w:proofErr w:type="gramStart"/>
       <w:r>
         <w:rPr>
           <w:sz w:val="24"/>
@@ -545,14 +449,7 @@
         <w:rPr>
           <w:sz w:val="24"/>
         </w:rPr>
-        <w:t>input</w:t>
-      </w:r>
-      <w:proofErr w:type="gramEnd"/>
-      <w:r>
-        <w:rPr>
-          <w:sz w:val="24"/>
-        </w:rPr>
-        <w:t xml:space="preserve"> </w:t>
+        <w:t xml:space="preserve">input </w:t>
       </w:r>
       <w:r>
         <w:rPr>
@@ -578,6 +475,7 @@
       </w:pPr>
       <w:r>
         <w:rPr>
+          <w:noProof/>
           <w:sz w:val="24"/>
         </w:rPr>
         <w:drawing>
@@ -1174,14 +1072,12 @@
         </w:rPr>
         <w:t xml:space="preserve">I chose </w:t>
       </w:r>
-      <w:proofErr w:type="gramStart"/>
       <w:r>
         <w:rPr>
           <w:sz w:val="24"/>
         </w:rPr>
         <w:t>the LT1632</w:t>
       </w:r>
-      <w:proofErr w:type="gramEnd"/>
       <w:r>
         <w:rPr>
           <w:sz w:val="24"/>
@@ -1216,21 +1112,7 @@
         <w:rPr>
           <w:sz w:val="24"/>
         </w:rPr>
-        <w:t xml:space="preserve">is 45MHz whereas </w:t>
-      </w:r>
-      <w:proofErr w:type="gramStart"/>
-      <w:r>
-        <w:rPr>
-          <w:sz w:val="24"/>
-        </w:rPr>
-        <w:t>the LT1490</w:t>
-      </w:r>
-      <w:proofErr w:type="gramEnd"/>
-      <w:r>
-        <w:rPr>
-          <w:sz w:val="24"/>
-        </w:rPr>
-        <w:t xml:space="preserve"> had a GBP of 200kHz</w:t>
+        <w:t>is 45MHz whereas the LT1490 had a GBP of 200kHz</w:t>
       </w:r>
       <w:r>
         <w:rPr>
@@ -1587,14 +1469,7 @@
                   <w:rFonts w:ascii="Cambria Math" w:hAnsi="Cambria Math" w:cstheme="minorHAnsi"/>
                   <w:sz w:val="24"/>
                 </w:rPr>
-                <m:t>2</m:t>
-              </m:r>
-              <m:r>
-                <w:rPr>
-                  <w:rFonts w:ascii="Cambria Math" w:hAnsi="Cambria Math" w:cstheme="minorHAnsi"/>
-                  <w:sz w:val="24"/>
-                </w:rPr>
-                <m:t>π</m:t>
+                <m:t>2π</m:t>
               </m:r>
               <m:sSub>
                 <m:sSubPr>
@@ -1945,21 +1820,7 @@
           <w:rFonts w:asciiTheme="minorHAnsi" w:hAnsiTheme="minorHAnsi" w:cstheme="minorHAnsi"/>
           <w:sz w:val="24"/>
         </w:rPr>
-        <w:t xml:space="preserve"> value is achieved by using two 100k</w:t>
-      </w:r>
-      <w:r>
-        <w:rPr>
-          <w:rFonts w:asciiTheme="minorHAnsi" w:hAnsiTheme="minorHAnsi" w:cstheme="minorHAnsi"/>
-          <w:sz w:val="24"/>
-        </w:rPr>
-        <w:t>Ω</w:t>
-      </w:r>
-      <w:r>
-        <w:rPr>
-          <w:rFonts w:asciiTheme="minorHAnsi" w:hAnsiTheme="minorHAnsi" w:cstheme="minorHAnsi"/>
-          <w:sz w:val="24"/>
-        </w:rPr>
-        <w:t xml:space="preserve"> resistors. </w:t>
+        <w:t xml:space="preserve"> value is achieved by using two 100kΩ resistors. </w:t>
       </w:r>
     </w:p>
     <w:p>
@@ -4349,25 +4210,7 @@
           <w:i w:val="0"/>
           <w:iCs w:val="0"/>
         </w:rPr>
-        <w:t xml:space="preserve"> resistor alongside the speaker. The gain decreased even more in this scenario where the gain for the 100Hz situation is 17.09 and the 17.28 for the 10kHz situation. While the output signal has no visual distortion for the 100Hz situation, the 10kHz situation shows significant distortion in the output signal which is most likely caused by a bad LM386 chip. Nevertheless, the GBP is effectively the same as the previous situation with a GBP of 26.073. Therefore, the LM386 could be causing distortion in the output signal because it is trying to adjust the output to maintain the GBP at 26. Thus, </w:t>
-      </w:r>
-      <w:proofErr w:type="gramStart"/>
-      <w:r>
-        <w:rPr>
-          <w:rFonts w:asciiTheme="minorHAnsi" w:hAnsiTheme="minorHAnsi" w:cstheme="minorHAnsi"/>
-          <w:i w:val="0"/>
-          <w:iCs w:val="0"/>
-        </w:rPr>
-        <w:t>the LM386</w:t>
-      </w:r>
-      <w:proofErr w:type="gramEnd"/>
-      <w:r>
-        <w:rPr>
-          <w:rFonts w:asciiTheme="minorHAnsi" w:hAnsiTheme="minorHAnsi" w:cstheme="minorHAnsi"/>
-          <w:i w:val="0"/>
-          <w:iCs w:val="0"/>
-        </w:rPr>
-        <w:t xml:space="preserve"> is much better at maintaining the same GBP than any op-amp since it is more specialized. </w:t>
+        <w:t xml:space="preserve"> resistor alongside the speaker. The gain decreased even more in this scenario where the gain for the 100Hz situation is 17.09 and the 17.28 for the 10kHz situation. While the output signal has no visual distortion for the 100Hz situation, the 10kHz situation shows significant distortion in the output signal which is most likely caused by a bad LM386 chip. Nevertheless, the GBP is effectively the same as the previous situation with a GBP of 26.073. Therefore, the LM386 could be causing distortion in the output signal because it is trying to adjust the output to maintain the GBP at 26. Thus, the LM386 is much better at maintaining the same GBP than any op-amp since it is more specialized. </w:t>
       </w:r>
     </w:p>
     <w:p>
@@ -4985,23 +4828,7 @@
           <w:sz w:val="24"/>
           <w:szCs w:val="24"/>
         </w:rPr>
-        <w:t>[3] Sonos, “What is a speaker amplifier (and do you need one</w:t>
-      </w:r>
-      <w:proofErr w:type="gramStart"/>
-      <w:r>
-        <w:rPr>
-          <w:sz w:val="24"/>
-          <w:szCs w:val="24"/>
-        </w:rPr>
-        <w:t>)?,</w:t>
-      </w:r>
-      <w:proofErr w:type="gramEnd"/>
-      <w:r>
-        <w:rPr>
-          <w:sz w:val="24"/>
-          <w:szCs w:val="24"/>
-        </w:rPr>
-        <w:t xml:space="preserve">” </w:t>
+        <w:t xml:space="preserve">[3] Sonos, “What is a speaker amplifier (and do you need one)?,” </w:t>
       </w:r>
       <w:r>
         <w:rPr>
@@ -5115,23 +4942,7 @@
           <w:sz w:val="24"/>
           <w:szCs w:val="24"/>
         </w:rPr>
-        <w:t>, [</w:t>
-      </w:r>
-      <w:proofErr w:type="gramStart"/>
-      <w:r>
-        <w:rPr>
-          <w:sz w:val="24"/>
-          <w:szCs w:val="24"/>
-        </w:rPr>
-        <w:t>Online</w:t>
-      </w:r>
-      <w:proofErr w:type="gramEnd"/>
-      <w:r>
-        <w:rPr>
-          <w:sz w:val="24"/>
-          <w:szCs w:val="24"/>
-        </w:rPr>
-        <w:t xml:space="preserve">]. Available: </w:t>
+        <w:t xml:space="preserve">, [Online]. Available: </w:t>
       </w:r>
       <w:hyperlink r:id="rId26" w:tgtFrame="_blank" w:history="1">
         <w:r>
@@ -6139,6 +5950,7 @@
   <w:style w:type="character" w:default="1" w:styleId="DefaultParagraphFont">
     <w:name w:val="Default Paragraph Font"/>
     <w:uiPriority w:val="1"/>
+    <w:semiHidden/>
     <w:unhideWhenUsed/>
   </w:style>
   <w:style w:type="table" w:default="1" w:styleId="TableNormal">
